--- a/anschreiben-vorlage.docx
+++ b/anschreiben-vorlage.docx
@@ -4,17 +4,116 @@
   <w:body>
     <w:p>
       <w:pPr>
-        <w:spacing w:after="140"/>
+        <w:spacing w:after="80"/>
+      </w:pPr>
+      <w:r>
+        <w:rPr>
+          <w:b/>
+          <w:bCs/>
+          <w:color w:val="191919"/>
+          <w:sz w:val="26"/>
+          <w:szCs w:val="26"/>
+        </w:rPr>
+        <w:t xml:space="preserve">⚡ SCHICK DIESES DOKUMENT AN CLAUDE – ER SCHREIBT DEIN ANSCHREIBEN</w:t>
+      </w:r>
+    </w:p>
+    <w:p>
+      <w:pPr>
+        <w:spacing w:after="60"/>
+      </w:pPr>
+      <w:r>
+        <w:rPr>
+          <w:sz w:val="21"/>
+          <w:szCs w:val="21"/>
+        </w:rPr>
+        <w:t xml:space="preserve">Du brauchst noch kein fertiges Anschreiben – Claude füllt diese Vorlage für dich aus. So geht's:</w:t>
+      </w:r>
+    </w:p>
+    <w:p>
+      <w:pPr>
+        <w:spacing w:after="60"/>
+      </w:pPr>
+      <w:r>
+        <w:rPr>
+          <w:sz w:val="21"/>
+          <w:szCs w:val="21"/>
+        </w:rPr>
+        <w:t xml:space="preserve">1.  Öffne claude.ai (kostenlos).</w:t>
+      </w:r>
+    </w:p>
+    <w:p>
+      <w:pPr>
+        <w:spacing w:after="60"/>
+      </w:pPr>
+      <w:r>
+        <w:rPr>
+          <w:sz w:val="21"/>
+          <w:szCs w:val="21"/>
+        </w:rPr>
+        <w:t xml:space="preserve">2.  Schick Claude: dieses Word-Dokument + deinen Lebenslauf + den Link oder Text der Stellenanzeige.</w:t>
+      </w:r>
+    </w:p>
+    <w:p>
+      <w:pPr>
+        <w:spacing w:after="60"/>
+      </w:pPr>
+      <w:r>
+        <w:rPr>
+          <w:sz w:val="21"/>
+          <w:szCs w:val="21"/>
+        </w:rPr>
+        <w:t xml:space="preserve">3.  Kopiere diesen Satz dazu und schick ab:</w:t>
+      </w:r>
+    </w:p>
+    <w:p>
+      <w:pPr>
+        <w:pBdr>
+          <w:top w:val="single" w:color="A8842E" w:sz="6"/>
+          <w:bottom w:val="single" w:color="A8842E" w:sz="6"/>
+          <w:left w:val="single" w:color="A8842E" w:sz="6"/>
+          <w:right w:val="single" w:color="A8842E" w:sz="6"/>
+        </w:pBdr>
+        <w:shd w:fill="F6F1E3" w:val="clear"/>
+        <w:spacing w:after="60"/>
+        <w:ind w:left="120" w:right="120"/>
       </w:pPr>
       <w:r>
         <w:rPr>
           <w:i/>
           <w:iCs/>
+          <w:sz w:val="20"/>
+          <w:szCs w:val="20"/>
+        </w:rPr>
+        <w:t xml:space="preserve">Fülle die angehängte Missionfrei-Anschreiben-Vorlage für die angehängte Stellenanzeige aus, passend zu meinem Lebenslauf: ein persönlicher erster Satz zu genau dieser Stelle, zwei konkrete Belege aus meiner Erfahrung, ein kurzer Absatz zu meiner Remote-Arbeitsweise, freundlicher Abschluss ohne Floskeln. Anrede (Du/Sie) an die Anzeige anpassen, maximal eine halbe Seite. Gib mir das fertige Anschreiben als Word-Dokument zum Download.</w:t>
+      </w:r>
+    </w:p>
+    <w:p>
+      <w:pPr>
+        <w:spacing w:after="60"/>
+      </w:pPr>
+      <w:r>
+        <w:rPr>
+          <w:sz w:val="21"/>
+          <w:szCs w:val="21"/>
+        </w:rPr>
+        <w:t xml:space="preserve">4.  Für jede weitere Stelle: neue Anzeige schicken, gleicher Satz – jedes Anschreiben individuell in einer Minute.</w:t>
+      </w:r>
+    </w:p>
+    <w:p>
+      <w:pPr>
+        <w:spacing w:after="200" w:before="240"/>
+        <w:jc w:val="center"/>
+      </w:pPr>
+      <w:r>
+        <w:rPr>
+          <w:b/>
+          <w:bCs/>
           <w:color w:val="6F6B60"/>
-          <w:sz w:val="18"/>
-          <w:szCs w:val="18"/>
-        </w:rPr>
-        <w:t xml:space="preserve">Vorlage: Kurz gewinnt. Ersetze die [Platzhalter], lösche diese Zeile – fertig. Ein Anschreiben = eine halbe Seite, individuell pro Stelle.</w:t>
+          <w:spacing w:val="40"/>
+          <w:sz w:val="22"/>
+          <w:szCs w:val="22"/>
+        </w:rPr>
+        <w:t xml:space="preserve">———  DIE VORLAGE  ———</w:t>
       </w:r>
     </w:p>
     <w:p>
@@ -49,7 +148,7 @@
         <w:spacing w:after="120"/>
       </w:pPr>
       <w:r>
-        <w:t xml:space="preserve">Hallo [Name der Ansprechperson / liebes Team von [Firma]],</w:t>
+        <w:t xml:space="preserve">Hallo [Ansprechperson / liebes Team von [Firma]],</w:t>
       </w:r>
     </w:p>
     <w:p>
@@ -57,7 +156,7 @@
         <w:spacing w:after="120"/>
       </w:pPr>
       <w:r>
-        <w:t xml:space="preserve">[1 Hook-Satz, warum genau diese Stelle: z. B. Ihre Stelle passt genau zu dem, was ich am besten kann: Kunden schnell, freundlich und schriftlich stark weiterzuhelfen.]</w:t>
+        <w:t xml:space="preserve">[1 Hook-Satz, warum genau diese Stelle zu dir passt.]</w:t>
       </w:r>
     </w:p>
     <w:p>
@@ -65,7 +164,7 @@
         <w:spacing w:after="120"/>
       </w:pPr>
       <w:r>
-        <w:t xml:space="preserve">[Absatz 1 – Warum du passt, mit 2 konkreten Belegen: z. B. In meiner Zeit bei [Firma] habe ich täglich 50+ Anfragen bearbeitet und dabei eine Antwortzeit unter 2 Stunden gehalten. Mit [Tool aus der Stellenanzeige] arbeite ich seit 2 Jahren.]</w:t>
+        <w:t xml:space="preserve">[Absatz 1 – zwei konkrete Belege aus deiner Erfahrung, mit Zahlen.]</w:t>
       </w:r>
     </w:p>
     <w:p>
@@ -73,7 +172,7 @@
         <w:spacing w:after="120"/>
       </w:pPr>
       <w:r>
-        <w:t xml:space="preserve">[Absatz 2 – Remote-Fähigkeit: z. B. Ich arbeite seit [Zeitraum] eigenverantwortlich remote: fester Arbeitsplatz, stabile Technik, klare Erreichbarkeit in [Zeitzone/Kernzeiten]. Eigenständige Organisation ist für mich Alltag, nicht Ausnahme.]</w:t>
+        <w:t xml:space="preserve">[Absatz 2 – deine Remote-Arbeitsweise: Selbstorganisation, Technik, Erreichbarkeit.]</w:t>
       </w:r>
     </w:p>
     <w:p>
@@ -81,7 +180,7 @@
         <w:spacing w:after="160"/>
       </w:pPr>
       <w:r>
-        <w:t xml:space="preserve">In 90 Sekunden persönlich: [Link zu deinem Loom-Video]. Ich freue mich auf ein Gespräch – kurzfristig verfügbar für einen Call.</w:t>
+        <w:t xml:space="preserve">In 90 Sekunden persönlich: [Link zu deinem Vorstellungsvideo]. Ich freue mich auf ein Gespräch – kurzfristig verfügbar.</w:t>
       </w:r>
     </w:p>
     <w:p>

--- a/anschreiben-vorlage.docx
+++ b/anschreiben-vorlage.docx
@@ -4,25 +4,27 @@
   <w:body>
     <w:p>
       <w:pPr>
-        <w:spacing w:after="80"/>
+        <w:spacing w:after="200" w:line="340"/>
       </w:pPr>
       <w:r>
         <w:rPr>
           <w:b/>
           <w:bCs/>
           <w:color w:val="191919"/>
-          <w:sz w:val="26"/>
-          <w:szCs w:val="26"/>
+          <w:sz w:val="27"/>
+          <w:szCs w:val="27"/>
         </w:rPr>
         <w:t xml:space="preserve">⚡ SCHICK DIESES DOKUMENT AN CLAUDE – ER SCHREIBT DEIN ANSCHREIBEN</w:t>
       </w:r>
     </w:p>
     <w:p>
       <w:pPr>
-        <w:spacing w:after="60"/>
-      </w:pPr>
-      <w:r>
-        <w:rPr>
+        <w:spacing w:after="110" w:line="330"/>
+      </w:pPr>
+      <w:r>
+        <w:rPr>
+          <w:b w:val="false"/>
+          <w:bCs w:val="false"/>
           <w:sz w:val="21"/>
           <w:szCs w:val="21"/>
         </w:rPr>
@@ -31,51 +33,57 @@
     </w:p>
     <w:p>
       <w:pPr>
-        <w:spacing w:after="60"/>
-      </w:pPr>
-      <w:r>
-        <w:rPr>
+        <w:spacing w:after="110" w:line="330"/>
+      </w:pPr>
+      <w:r>
+        <w:rPr>
+          <w:b w:val="false"/>
+          <w:bCs w:val="false"/>
           <w:sz w:val="21"/>
           <w:szCs w:val="21"/>
         </w:rPr>
-        <w:t xml:space="preserve">1.  Öffne claude.ai (kostenlos).</w:t>
-      </w:r>
-    </w:p>
-    <w:p>
-      <w:pPr>
-        <w:spacing w:after="60"/>
-      </w:pPr>
-      <w:r>
-        <w:rPr>
+        <w:t xml:space="preserve">1.   Öffne claude.ai (kostenlos).</w:t>
+      </w:r>
+    </w:p>
+    <w:p>
+      <w:pPr>
+        <w:spacing w:after="110" w:line="330"/>
+      </w:pPr>
+      <w:r>
+        <w:rPr>
+          <w:b w:val="false"/>
+          <w:bCs w:val="false"/>
           <w:sz w:val="21"/>
           <w:szCs w:val="21"/>
         </w:rPr>
-        <w:t xml:space="preserve">2.  Schick Claude: dieses Word-Dokument + deinen Lebenslauf + den Link oder Text der Stellenanzeige.</w:t>
-      </w:r>
-    </w:p>
-    <w:p>
-      <w:pPr>
-        <w:spacing w:after="60"/>
-      </w:pPr>
-      <w:r>
-        <w:rPr>
+        <w:t xml:space="preserve">2.   Schick Claude drei Dinge: dieses Word-Dokument + deinen Lebenslauf + den Link oder Text der Stellenanzeige.</w:t>
+      </w:r>
+    </w:p>
+    <w:p>
+      <w:pPr>
+        <w:spacing w:after="110" w:line="330"/>
+      </w:pPr>
+      <w:r>
+        <w:rPr>
+          <w:b w:val="false"/>
+          <w:bCs w:val="false"/>
           <w:sz w:val="21"/>
           <w:szCs w:val="21"/>
         </w:rPr>
-        <w:t xml:space="preserve">3.  Kopiere diesen Satz dazu und schick ab:</w:t>
+        <w:t xml:space="preserve">3.   Kopiere diesen Satz dazu und schick ab:</w:t>
       </w:r>
     </w:p>
     <w:p>
       <w:pPr>
         <w:pBdr>
-          <w:top w:val="single" w:color="A8842E" w:sz="6"/>
-          <w:bottom w:val="single" w:color="A8842E" w:sz="6"/>
-          <w:left w:val="single" w:color="A8842E" w:sz="6"/>
-          <w:right w:val="single" w:color="A8842E" w:sz="6"/>
+          <w:top w:val="single" w:color="A8842E" w:sz="6" w:space="8"/>
+          <w:bottom w:val="single" w:color="A8842E" w:sz="6" w:space="8"/>
+          <w:left w:val="single" w:color="A8842E" w:sz="6" w:space="8"/>
+          <w:right w:val="single" w:color="A8842E" w:sz="6" w:space="8"/>
         </w:pBdr>
         <w:shd w:fill="F6F1E3" w:val="clear"/>
-        <w:spacing w:after="60"/>
-        <w:ind w:left="120" w:right="120"/>
+        <w:spacing w:after="160" w:before="100" w:line="320"/>
+        <w:ind w:left="200" w:right="200"/>
       </w:pPr>
       <w:r>
         <w:rPr>
@@ -84,24 +92,41 @@
           <w:sz w:val="20"/>
           <w:szCs w:val="20"/>
         </w:rPr>
-        <w:t xml:space="preserve">Fülle die angehängte Missionfrei-Anschreiben-Vorlage für die angehängte Stellenanzeige aus, passend zu meinem Lebenslauf: ein persönlicher erster Satz zu genau dieser Stelle, zwei konkrete Belege aus meiner Erfahrung, ein kurzer Absatz zu meiner Remote-Arbeitsweise, freundlicher Abschluss ohne Floskeln. Anrede (Du/Sie) an die Anzeige anpassen, maximal eine halbe Seite. Gib mir das fertige Anschreiben als Word-Dokument zum Download.</w:t>
-      </w:r>
-    </w:p>
-    <w:p>
-      <w:pPr>
-        <w:spacing w:after="60"/>
-      </w:pPr>
-      <w:r>
-        <w:rPr>
+        <w:t xml:space="preserve">Fülle die angehängte Missionfrei-Anschreiben-Vorlage für die angehängte Stellenanzeige aus, passend zu meinem Lebenslauf: ein persönlicher erster Satz zu genau dieser Stelle, zwei konkrete Belege aus meiner Erfahrung, ein kurzer Absatz zu meiner Remote-Arbeitsweise, freundlicher Abschluss ohne Floskeln. Anrede (Du/Sie) an die Anzeige anpassen, maximal eine halbe Seite. Gib mir das fertige Anschreiben als sauber formatiertes Word-Dokument zum Download.</w:t>
+      </w:r>
+    </w:p>
+    <w:p>
+      <w:pPr>
+        <w:spacing w:after="110" w:line="330"/>
+      </w:pPr>
+      <w:r>
+        <w:rPr>
+          <w:b w:val="false"/>
+          <w:bCs w:val="false"/>
           <w:sz w:val="21"/>
           <w:szCs w:val="21"/>
         </w:rPr>
-        <w:t xml:space="preserve">4.  Für jede weitere Stelle: neue Anzeige schicken, gleicher Satz – jedes Anschreiben individuell in einer Minute.</w:t>
-      </w:r>
-    </w:p>
-    <w:p>
-      <w:pPr>
-        <w:spacing w:after="200" w:before="240"/>
+        <w:t xml:space="preserve">4.   Für jede weitere Stelle: neue Anzeige schicken, gleicher Satz – jedes Anschreiben individuell in einer Minute.</w:t>
+      </w:r>
+    </w:p>
+    <w:p>
+      <w:pPr>
+        <w:spacing w:after="140" w:line="320"/>
+      </w:pPr>
+      <w:r>
+        <w:rPr>
+          <w:i/>
+          <w:iCs/>
+          <w:color w:val="6F6B60"/>
+          <w:sz w:val="19"/>
+          <w:szCs w:val="19"/>
+        </w:rPr>
+        <w:t xml:space="preserve">Tipp fürs Vorstellungsvideo: Häng das Video NIE als Datei an eine E-Mail (zu groß, lädt ewig). Mach dir einen kostenlosen Account auf loom.com, lade das Video dort hoch und füge nur den LINK ein.</w:t>
+      </w:r>
+    </w:p>
+    <w:p>
+      <w:pPr>
+        <w:spacing w:after="320" w:before="380"/>
         <w:jc w:val="center"/>
       </w:pPr>
       <w:r>
@@ -109,16 +134,16 @@
           <w:b/>
           <w:bCs/>
           <w:color w:val="6F6B60"/>
-          <w:spacing w:val="40"/>
+          <w:spacing w:val="50"/>
           <w:sz w:val="22"/>
           <w:szCs w:val="22"/>
         </w:rPr>
-        <w:t xml:space="preserve">———  DIE VORLAGE  ———</w:t>
-      </w:r>
-    </w:p>
-    <w:p>
-      <w:pPr>
-        <w:spacing w:after="200"/>
+        <w:t xml:space="preserve">———   DIE VORLAGE   ———</w:t>
+      </w:r>
+    </w:p>
+    <w:p>
+      <w:pPr>
+        <w:spacing w:after="280" w:line="330"/>
       </w:pPr>
       <w:r>
         <w:rPr>
@@ -131,21 +156,21 @@
     </w:p>
     <w:p>
       <w:pPr>
-        <w:spacing w:after="160"/>
+        <w:spacing w:after="240" w:line="330"/>
       </w:pPr>
       <w:r>
         <w:rPr>
           <w:b/>
           <w:bCs/>
-          <w:sz w:val="24"/>
-          <w:szCs w:val="24"/>
+          <w:sz w:val="25"/>
+          <w:szCs w:val="25"/>
         </w:rPr>
         <w:t xml:space="preserve">Bewerbung als [exakter Stellentitel] – [Firma]</w:t>
       </w:r>
     </w:p>
     <w:p>
       <w:pPr>
-        <w:spacing w:after="120"/>
+        <w:spacing w:after="180" w:line="330"/>
       </w:pPr>
       <w:r>
         <w:t xml:space="preserve">Hallo [Ansprechperson / liebes Team von [Firma]],</w:t>
@@ -153,7 +178,7 @@
     </w:p>
     <w:p>
       <w:pPr>
-        <w:spacing w:after="120"/>
+        <w:spacing w:after="180" w:line="330"/>
       </w:pPr>
       <w:r>
         <w:t xml:space="preserve">[1 Hook-Satz, warum genau diese Stelle zu dir passt.]</w:t>
@@ -161,7 +186,7 @@
     </w:p>
     <w:p>
       <w:pPr>
-        <w:spacing w:after="120"/>
+        <w:spacing w:after="180" w:line="330"/>
       </w:pPr>
       <w:r>
         <w:t xml:space="preserve">[Absatz 1 – zwei konkrete Belege aus deiner Erfahrung, mit Zahlen.]</w:t>
@@ -169,7 +194,7 @@
     </w:p>
     <w:p>
       <w:pPr>
-        <w:spacing w:after="120"/>
+        <w:spacing w:after="180" w:line="330"/>
       </w:pPr>
       <w:r>
         <w:t xml:space="preserve">[Absatz 2 – deine Remote-Arbeitsweise: Selbstorganisation, Technik, Erreichbarkeit.]</w:t>
@@ -177,15 +202,15 @@
     </w:p>
     <w:p>
       <w:pPr>
-        <w:spacing w:after="160"/>
-      </w:pPr>
-      <w:r>
-        <w:t xml:space="preserve">In 90 Sekunden persönlich: [Link zu deinem Vorstellungsvideo]. Ich freue mich auf ein Gespräch – kurzfristig verfügbar.</w:t>
-      </w:r>
-    </w:p>
-    <w:p>
-      <w:pPr>
-        <w:spacing w:after="20"/>
+        <w:spacing w:after="240" w:line="330"/>
+      </w:pPr>
+      <w:r>
+        <w:t xml:space="preserve">In 90 Sekunden persönlich: [Loom-Link zu deinem Vorstellungsvideo]. Ich freue mich auf ein Gespräch – kurzfristig verfügbar.</w:t>
+      </w:r>
+    </w:p>
+    <w:p>
+      <w:pPr>
+        <w:spacing w:after="60" w:line="330"/>
       </w:pPr>
       <w:r>
         <w:t xml:space="preserve">Viele Grüße</w:t>
@@ -193,7 +218,7 @@
     </w:p>
     <w:p>
       <w:pPr>
-        <w:spacing w:after="120"/>
+        <w:spacing w:after="160" w:line="330"/>
       </w:pPr>
       <w:r>
         <w:t xml:space="preserve">[Vorname Nachname]</w:t>
@@ -201,7 +226,7 @@
     </w:p>
     <w:sectPr>
       <w:pgSz w:w="11906" w:h="16838" w:orient="portrait"/>
-      <w:pgMar w:top="1440" w:right="1440" w:bottom="1440" w:left="1440" w:header="708" w:footer="708" w:gutter="0"/>
+      <w:pgMar w:top="1100" w:right="1250" w:bottom="1100" w:left="1250" w:header="708" w:footer="708" w:gutter="0"/>
       <w:pgNumType/>
       <w:docGrid w:linePitch="360"/>
     </w:sectPr>
@@ -381,7 +406,7 @@
       <w:lvlText w:val="–"/>
       <w:lvlJc w:val="left"/>
       <w:pPr>
-        <w:ind w:left="300" w:hanging="180"/>
+        <w:ind w:left="340" w:hanging="200"/>
       </w:pPr>
     </w:lvl>
   </w:abstractNum>
@@ -407,7 +432,7 @@
     </w:rPrDefault>
     <w:pPrDefault>
       <w:pPr>
-        <w:spacing w:line="276"/>
+        <w:spacing w:line="330"/>
       </w:pPr>
     </w:pPrDefault>
   </w:docDefaults>

--- a/anschreiben-vorlage.docx
+++ b/anschreiben-vorlage.docx
@@ -4,7 +4,7 @@
   <w:body>
     <w:p>
       <w:pPr>
-        <w:spacing w:after="200" w:line="340"/>
+        <w:spacing w:after="160" w:line="340"/>
       </w:pPr>
       <w:r>
         <w:rPr>
@@ -14,7 +14,7 @@
           <w:sz w:val="27"/>
           <w:szCs w:val="27"/>
         </w:rPr>
-        <w:t xml:space="preserve">⚡ SCHICK DIESES DOKUMENT AN CLAUDE – ER SCHREIBT DEIN ANSCHREIBEN</w:t>
+        <w:t xml:space="preserve">✍️ So sieht ein starkes Anschreiben aus</w:t>
       </w:r>
     </w:p>
     <w:p>
@@ -28,85 +28,7 @@
           <w:sz w:val="21"/>
           <w:szCs w:val="21"/>
         </w:rPr>
-        <w:t xml:space="preserve">Du brauchst noch kein fertiges Anschreiben – Claude füllt diese Vorlage für dich aus. So geht's:</w:t>
-      </w:r>
-    </w:p>
-    <w:p>
-      <w:pPr>
-        <w:spacing w:after="110" w:line="330"/>
-      </w:pPr>
-      <w:r>
-        <w:rPr>
-          <w:b w:val="false"/>
-          <w:bCs w:val="false"/>
-          <w:sz w:val="21"/>
-          <w:szCs w:val="21"/>
-        </w:rPr>
-        <w:t xml:space="preserve">1.   Öffne claude.ai (kostenlos).</w:t>
-      </w:r>
-    </w:p>
-    <w:p>
-      <w:pPr>
-        <w:spacing w:after="110" w:line="330"/>
-      </w:pPr>
-      <w:r>
-        <w:rPr>
-          <w:b w:val="false"/>
-          <w:bCs w:val="false"/>
-          <w:sz w:val="21"/>
-          <w:szCs w:val="21"/>
-        </w:rPr>
-        <w:t xml:space="preserve">2.   Schick Claude drei Dinge: dieses Word-Dokument + deinen Lebenslauf + den Link oder Text der Stellenanzeige.</w:t>
-      </w:r>
-    </w:p>
-    <w:p>
-      <w:pPr>
-        <w:spacing w:after="110" w:line="330"/>
-      </w:pPr>
-      <w:r>
-        <w:rPr>
-          <w:b w:val="false"/>
-          <w:bCs w:val="false"/>
-          <w:sz w:val="21"/>
-          <w:szCs w:val="21"/>
-        </w:rPr>
-        <w:t xml:space="preserve">3.   Kopiere diesen Satz dazu und schick ab:</w:t>
-      </w:r>
-    </w:p>
-    <w:p>
-      <w:pPr>
-        <w:pBdr>
-          <w:top w:val="single" w:color="A8842E" w:sz="6" w:space="8"/>
-          <w:bottom w:val="single" w:color="A8842E" w:sz="6" w:space="8"/>
-          <w:left w:val="single" w:color="A8842E" w:sz="6" w:space="8"/>
-          <w:right w:val="single" w:color="A8842E" w:sz="6" w:space="8"/>
-        </w:pBdr>
-        <w:shd w:fill="F6F1E3" w:val="clear"/>
-        <w:spacing w:after="160" w:before="100" w:line="320"/>
-        <w:ind w:left="200" w:right="200"/>
-      </w:pPr>
-      <w:r>
-        <w:rPr>
-          <w:i/>
-          <w:iCs/>
-          <w:sz w:val="20"/>
-          <w:szCs w:val="20"/>
-        </w:rPr>
-        <w:t xml:space="preserve">Fülle die angehängte Missionfrei-Anschreiben-Vorlage für die angehängte Stellenanzeige aus, passend zu meinem Lebenslauf: ein persönlicher erster Satz zu genau dieser Stelle, zwei konkrete Belege aus meiner Erfahrung, ein kurzer Absatz zu meiner Remote-Arbeitsweise, freundlicher Abschluss ohne Floskeln. Anrede (Du/Sie) an die Anzeige anpassen, maximal eine halbe Seite. Gib mir das fertige Anschreiben als sauber formatiertes Word-Dokument zum Download.</w:t>
-      </w:r>
-    </w:p>
-    <w:p>
-      <w:pPr>
-        <w:spacing w:after="110" w:line="330"/>
-      </w:pPr>
-      <w:r>
-        <w:rPr>
-          <w:b w:val="false"/>
-          <w:bCs w:val="false"/>
-          <w:sz w:val="21"/>
-          <w:szCs w:val="21"/>
-        </w:rPr>
-        <w:t xml:space="preserve">4.   Für jede weitere Stelle: neue Anzeige schicken, gleicher Satz – jedes Anschreiben individuell in einer Minute.</w:t>
+        <w:t xml:space="preserve">Dieses Beispiel zeigt dir, worauf es wirklich ankommt. Lies es einmal in Ruhe durch – unten erklären wir kurz, warum es funktioniert, und wie Claude dir in einer Minute genau so ein Anschreiben für deine Stelle schreibt.</w:t>
       </w:r>
     </w:p>
     <w:p>
@@ -121,12 +43,12 @@
           <w:sz w:val="19"/>
           <w:szCs w:val="19"/>
         </w:rPr>
-        <w:t xml:space="preserve">Tipp fürs Vorstellungsvideo: Häng das Video NIE als Datei an eine E-Mail (zu groß, lädt ewig). Mach dir einen kostenlosen Account auf loom.com, lade das Video dort hoch und füge nur den LINK ein.</w:t>
-      </w:r>
-    </w:p>
-    <w:p>
-      <w:pPr>
-        <w:spacing w:after="320" w:before="380"/>
+        <w:t xml:space="preserve">Die Firma ist hier als XXX eingesetzt – dort steht später der echte Firmenname. Alles andere kannst du als Muster übernehmen und mit deinen eigenen Erfahrungen füllen.</w:t>
+      </w:r>
+    </w:p>
+    <w:p>
+      <w:pPr>
+        <w:spacing w:after="260" w:before="380"/>
         <w:jc w:val="center"/>
       </w:pPr>
       <w:r>
@@ -138,90 +60,483 @@
           <w:sz w:val="22"/>
           <w:szCs w:val="22"/>
         </w:rPr>
-        <w:t xml:space="preserve">———   DIE VORLAGE   ———</w:t>
-      </w:r>
-    </w:p>
-    <w:p>
-      <w:pPr>
-        <w:spacing w:after="280" w:line="330"/>
-      </w:pPr>
-      <w:r>
-        <w:rPr>
+        <w:t xml:space="preserve">———   BEISPIEL   ———</w:t>
+      </w:r>
+    </w:p>
+    <w:p>
+      <w:pPr>
+        <w:pBdr>
+          <w:left w:val="single" w:color="EFE6CE" w:sz="10" w:space="14"/>
+        </w:pBdr>
+        <w:spacing w:after="30" w:line="336"/>
+        <w:ind w:left="220"/>
+      </w:pPr>
+      <w:r>
+        <w:rPr>
+          <w:b/>
+          <w:bCs/>
+          <w:sz w:val="22"/>
+          <w:szCs w:val="22"/>
+        </w:rPr>
+        <w:t xml:space="preserve">Sarah Musterfrau</w:t>
+      </w:r>
+    </w:p>
+    <w:p>
+      <w:pPr>
+        <w:pBdr>
+          <w:left w:val="single" w:color="EFE6CE" w:sz="10" w:space="14"/>
+        </w:pBdr>
+        <w:spacing w:after="150" w:line="336"/>
+        <w:ind w:left="220"/>
+      </w:pPr>
+      <w:r>
+        <w:rPr>
+          <w:color w:val="6F6B60"/>
+          <w:sz w:val="18"/>
+          <w:szCs w:val="18"/>
+        </w:rPr>
+        <w:t xml:space="preserve">Musterstraße 21 · 33613 Bielefeld · sarah.musterfrau@email.de · +49 151 12345678</w:t>
+      </w:r>
+    </w:p>
+    <w:p>
+      <w:pPr>
+        <w:pBdr>
+          <w:left w:val="single" w:color="EFE6CE" w:sz="10" w:space="14"/>
+        </w:pBdr>
+        <w:spacing w:after="30" w:line="336"/>
+        <w:ind w:left="220"/>
+      </w:pPr>
+      <w:r>
+        <w:rPr>
+          <w:sz w:val="20"/>
+          <w:szCs w:val="20"/>
+        </w:rPr>
+        <w:t xml:space="preserve">XXX GmbH</w:t>
+      </w:r>
+    </w:p>
+    <w:p>
+      <w:pPr>
+        <w:pBdr>
+          <w:left w:val="single" w:color="EFE6CE" w:sz="10" w:space="14"/>
+        </w:pBdr>
+        <w:spacing w:after="150" w:line="336"/>
+        <w:ind w:left="220"/>
+      </w:pPr>
+      <w:r>
+        <w:rPr>
+          <w:color w:val="6F6B60"/>
+          <w:sz w:val="18"/>
+          <w:szCs w:val="18"/>
+        </w:rPr>
+        <w:t xml:space="preserve">Bielefeld, den 19.08.2026</w:t>
+      </w:r>
+    </w:p>
+    <w:p>
+      <w:pPr>
+        <w:pBdr>
+          <w:left w:val="single" w:color="EFE6CE" w:sz="10" w:space="14"/>
+        </w:pBdr>
+        <w:spacing w:after="160" w:line="336"/>
+        <w:ind w:left="220"/>
+      </w:pPr>
+      <w:r>
+        <w:rPr>
+          <w:b/>
+          <w:bCs/>
+          <w:sz w:val="23"/>
+          <w:szCs w:val="23"/>
+        </w:rPr>
+        <w:t xml:space="preserve">Bewerbung als Customer Service Specialist (m/w/d) – 100 % remote</w:t>
+      </w:r>
+    </w:p>
+    <w:p>
+      <w:pPr>
+        <w:pBdr>
+          <w:left w:val="single" w:color="EFE6CE" w:sz="10" w:space="14"/>
+        </w:pBdr>
+        <w:spacing w:after="130" w:line="336"/>
+        <w:ind w:left="220"/>
+      </w:pPr>
+      <w:r>
+        <w:rPr>
+          <w:sz w:val="21"/>
+          <w:szCs w:val="21"/>
+        </w:rPr>
+        <w:t xml:space="preserve">Liebes Team von XXX,</w:t>
+      </w:r>
+    </w:p>
+    <w:p>
+      <w:pPr>
+        <w:pBdr>
+          <w:left w:val="single" w:color="EFE6CE" w:sz="10" w:space="14"/>
+        </w:pBdr>
+        <w:spacing w:after="150" w:line="336"/>
+        <w:ind w:left="220"/>
+      </w:pPr>
+      <w:r>
+        <w:rPr>
+          <w:sz w:val="21"/>
+          <w:szCs w:val="21"/>
+        </w:rPr>
+        <w:t xml:space="preserve">guter Kundenservice heißt für mich, dass sich am Ende jede Kundin und jeder Kunde wirklich geholfen fühlt – nicht einfach, dass ein Ticket schneller geschlossen ist. Genau dafür habe ich die letzten vier Jahre im direkten Kundenkontakt gearbeitet, und genau deshalb hat mich Ihre Stelle sofort angesprochen.</w:t>
+      </w:r>
+    </w:p>
+    <w:p>
+      <w:pPr>
+        <w:pBdr>
+          <w:left w:val="single" w:color="EFE6CE" w:sz="10" w:space="14"/>
+        </w:pBdr>
+        <w:spacing w:after="150" w:line="336"/>
+        <w:ind w:left="220"/>
+      </w:pPr>
+      <w:r>
+        <w:rPr>
+          <w:sz w:val="21"/>
+          <w:szCs w:val="21"/>
+        </w:rPr>
+        <w:t xml:space="preserve">Als Sales Assistant und zeitweise als Vertretung der Shopleitung habe ich täglich 40 bis 50 Kundenanliegen eigenständig gelöst – von der Beratung über Reklamationen bis zu den organisatorischen Abläufen im Tagesgeschäft. Dabei ist mir aufgefallen, dass sich die meisten Beschwerden auf zwei, drei wiederkehrende Ursachen zurückführen ließen; mit einem angepassten Ablauf im Team konnten wir diese Fälle spürbar reduzieren.</w:t>
+      </w:r>
+    </w:p>
+    <w:p>
+      <w:pPr>
+        <w:pBdr>
+          <w:left w:val="single" w:color="EFE6CE" w:sz="10" w:space="14"/>
+        </w:pBdr>
+        <w:spacing w:after="150" w:line="336"/>
+        <w:ind w:left="220"/>
+      </w:pPr>
+      <w:r>
+        <w:rPr>
+          <w:sz w:val="21"/>
+          <w:szCs w:val="21"/>
+        </w:rPr>
+        <w:t xml:space="preserve">Neue Systeme sind für mich Werkzeug, kein Hindernis: In Ticket- und CRM-Tools arbeite ich mich schnell ein, und Themen wie Automatisierung und KI-gestützter Service finde ich spannend – sie nehmen Routine ab und lassen mehr Zeit für den Menschen am anderen Ende.</w:t>
+      </w:r>
+    </w:p>
+    <w:p>
+      <w:pPr>
+        <w:pBdr>
+          <w:left w:val="single" w:color="EFE6CE" w:sz="10" w:space="14"/>
+        </w:pBdr>
+        <w:spacing w:after="150" w:line="336"/>
+        <w:ind w:left="220"/>
+      </w:pPr>
+      <w:r>
+        <w:rPr>
+          <w:sz w:val="21"/>
+          <w:szCs w:val="21"/>
+        </w:rPr>
+        <w:t xml:space="preserve">Remote zu arbeiten liegt mir: Ich organisiere mich eigenverantwortlich, habe einen festen, ruhigen Arbeitsplatz und eine stabile Internetverbindung. Auf verlässliche Erreichbarkeit und saubere Übergaben im Team lege ich Wert.</w:t>
+      </w:r>
+    </w:p>
+    <w:p>
+      <w:pPr>
+        <w:pBdr>
+          <w:left w:val="single" w:color="EFE6CE" w:sz="10" w:space="14"/>
+        </w:pBdr>
+        <w:spacing w:after="150" w:line="336"/>
+        <w:ind w:left="220"/>
+      </w:pPr>
+      <w:r>
+        <w:rPr>
+          <w:sz w:val="21"/>
+          <w:szCs w:val="21"/>
+        </w:rPr>
+        <w:t xml:space="preserve">Deutsch ist meine Muttersprache, dazu kommen gute Englischkenntnisse in Wort und Schrift. Über ein persönliches Gespräch freue ich mich sehr – kurzfristig verfügbar bin ich ab sofort.</w:t>
+      </w:r>
+    </w:p>
+    <w:p>
+      <w:pPr>
+        <w:pBdr>
+          <w:left w:val="single" w:color="EFE6CE" w:sz="10" w:space="14"/>
+        </w:pBdr>
+        <w:spacing w:after="30" w:line="336"/>
+        <w:ind w:left="220"/>
+      </w:pPr>
+      <w:r>
+        <w:rPr>
+          <w:sz w:val="21"/>
+          <w:szCs w:val="21"/>
+        </w:rPr>
+        <w:t xml:space="preserve">Viele Grüße</w:t>
+      </w:r>
+    </w:p>
+    <w:p>
+      <w:pPr>
+        <w:pBdr>
+          <w:left w:val="single" w:color="EFE6CE" w:sz="10" w:space="14"/>
+        </w:pBdr>
+        <w:spacing w:after="150" w:line="336"/>
+        <w:ind w:left="220"/>
+      </w:pPr>
+      <w:r>
+        <w:rPr>
+          <w:sz w:val="21"/>
+          <w:szCs w:val="21"/>
+        </w:rPr>
+        <w:t xml:space="preserve">Sarah Musterfrau</w:t>
+      </w:r>
+    </w:p>
+    <w:p>
+      <w:pPr>
+        <w:pBdr>
+          <w:bottom w:val="single" w:color="DDD6C6" w:sz="4"/>
+        </w:pBdr>
+        <w:spacing w:after="160" w:before="360"/>
+      </w:pPr>
+      <w:r>
+        <w:rPr>
+          <w:b/>
+          <w:bCs/>
+          <w:color w:val="A8842E"/>
+          <w:spacing w:val="40"/>
+          <w:sz w:val="20"/>
+          <w:szCs w:val="20"/>
+        </w:rPr>
+        <w:t xml:space="preserve">WARUM DIESES ANSCHREIBEN FUNKTIONIERT</w:t>
+      </w:r>
+    </w:p>
+    <w:p>
+      <w:pPr>
+        <w:pStyle w:val="ListParagraph"/>
+        <w:numPr>
+          <w:ilvl w:val="0"/>
+          <w:numId w:val="2"/>
+        </w:numPr>
+        <w:spacing w:after="100" w:line="330"/>
+      </w:pPr>
+      <w:r>
+        <w:rPr>
+          <w:sz w:val="21"/>
+          <w:szCs w:val="21"/>
+        </w:rPr>
+        <w:t xml:space="preserve">Starker erster Satz statt Floskel – kein »hiermit bewerbe ich mich«, sondern eine Haltung, die sofort zur Stelle passt.</w:t>
+      </w:r>
+    </w:p>
+    <w:p>
+      <w:pPr>
+        <w:pStyle w:val="ListParagraph"/>
+        <w:numPr>
+          <w:ilvl w:val="0"/>
+          <w:numId w:val="2"/>
+        </w:numPr>
+        <w:spacing w:after="100" w:line="330"/>
+      </w:pPr>
+      <w:r>
+        <w:rPr>
+          <w:sz w:val="21"/>
+          <w:szCs w:val="21"/>
+        </w:rPr>
+        <w:t xml:space="preserve">Eine konkrete Zahl (40–50 Anliegen/Tag) macht Erfahrung glaubwürdig – eine einzige echte Zahl ist mehr wert als zehn Adjektive.</w:t>
+      </w:r>
+    </w:p>
+    <w:p>
+      <w:pPr>
+        <w:pStyle w:val="ListParagraph"/>
+        <w:numPr>
+          <w:ilvl w:val="0"/>
+          <w:numId w:val="2"/>
+        </w:numPr>
+        <w:spacing w:after="100" w:line="330"/>
+      </w:pPr>
+      <w:r>
+        <w:rPr>
+          <w:sz w:val="21"/>
+          <w:szCs w:val="21"/>
+        </w:rPr>
+        <w:t xml:space="preserve">Ein Mini-Erfolg mit Wirkung (»Beschwerden reduziert«) zeigt Eigeninitiative, nicht nur Aufgaben.</w:t>
+      </w:r>
+    </w:p>
+    <w:p>
+      <w:pPr>
+        <w:pStyle w:val="ListParagraph"/>
+        <w:numPr>
+          <w:ilvl w:val="0"/>
+          <w:numId w:val="2"/>
+        </w:numPr>
+        <w:spacing w:after="100" w:line="330"/>
+      </w:pPr>
+      <w:r>
+        <w:rPr>
+          <w:sz w:val="21"/>
+          <w:szCs w:val="21"/>
+        </w:rPr>
+        <w:t xml:space="preserve">Ein eigener Absatz zur Remote-Arbeitsweise (Selbstorganisation, Technik, Erreichbarkeit) – genau das wollen Remote-Arbeitgeber lesen.</w:t>
+      </w:r>
+    </w:p>
+    <w:p>
+      <w:pPr>
+        <w:pStyle w:val="ListParagraph"/>
+        <w:numPr>
+          <w:ilvl w:val="0"/>
+          <w:numId w:val="2"/>
+        </w:numPr>
+        <w:spacing w:after="100" w:line="330"/>
+      </w:pPr>
+      <w:r>
+        <w:rPr>
+          <w:sz w:val="21"/>
+          <w:szCs w:val="21"/>
+        </w:rPr>
+        <w:t xml:space="preserve">Persönliche, direkte Anrede statt »Sehr geehrte Damen und Herren« – wenn möglich mit dem Namen der Ansprechperson aus der Anzeige.</w:t>
+      </w:r>
+    </w:p>
+    <w:p>
+      <w:pPr>
+        <w:pStyle w:val="ListParagraph"/>
+        <w:numPr>
+          <w:ilvl w:val="0"/>
+          <w:numId w:val="2"/>
+        </w:numPr>
+        <w:spacing w:after="100" w:line="330"/>
+      </w:pPr>
+      <w:r>
+        <w:rPr>
+          <w:sz w:val="21"/>
+          <w:szCs w:val="21"/>
+        </w:rPr>
+        <w:t xml:space="preserve">Selbstbewusster, kurzer Abschluss mit klarer Verfügbarkeit – kein »würde mich freuen«, sondern »freue mich« und »ab sofort«.</w:t>
+      </w:r>
+    </w:p>
+    <w:p>
+      <w:pPr>
+        <w:pStyle w:val="ListParagraph"/>
+        <w:numPr>
+          <w:ilvl w:val="0"/>
+          <w:numId w:val="2"/>
+        </w:numPr>
+        <w:spacing w:after="100" w:line="330"/>
+      </w:pPr>
+      <w:r>
+        <w:rPr>
+          <w:sz w:val="21"/>
+          <w:szCs w:val="21"/>
+        </w:rPr>
+        <w:t xml:space="preserve">Kurz gehalten: eine halbe bis dreiviertel Seite. Niemand liest zwei Seiten Anschreiben.</w:t>
+      </w:r>
+    </w:p>
+    <w:p>
+      <w:pPr>
+        <w:spacing w:after="260" w:before="380"/>
+        <w:jc w:val="center"/>
+      </w:pPr>
+      <w:r>
+        <w:rPr>
+          <w:b/>
+          <w:bCs/>
+          <w:color w:val="6F6B60"/>
+          <w:spacing w:val="50"/>
+          <w:sz w:val="22"/>
+          <w:szCs w:val="22"/>
+        </w:rPr>
+        <w:t xml:space="preserve">———   IN 1 MINUTE DEIN EIGENES   ———</w:t>
+      </w:r>
+    </w:p>
+    <w:p>
+      <w:pPr>
+        <w:spacing w:after="110" w:line="330"/>
+      </w:pPr>
+      <w:r>
+        <w:rPr>
+          <w:b w:val="false"/>
+          <w:bCs w:val="false"/>
+          <w:sz w:val="21"/>
+          <w:szCs w:val="21"/>
+        </w:rPr>
+        <w:t xml:space="preserve">Du musst das nicht von Hand nachbauen – Claude schreibt dir dein individuelles Anschreiben in diesem Stil. So geht's:</w:t>
+      </w:r>
+    </w:p>
+    <w:p>
+      <w:pPr>
+        <w:spacing w:after="110" w:line="330"/>
+      </w:pPr>
+      <w:r>
+        <w:rPr>
+          <w:b w:val="false"/>
+          <w:bCs w:val="false"/>
+          <w:sz w:val="21"/>
+          <w:szCs w:val="21"/>
+        </w:rPr>
+        <w:t xml:space="preserve">1.   Öffne claude.ai (kostenlos).</w:t>
+      </w:r>
+    </w:p>
+    <w:p>
+      <w:pPr>
+        <w:spacing w:after="110" w:line="330"/>
+      </w:pPr>
+      <w:r>
+        <w:rPr>
+          <w:b w:val="false"/>
+          <w:bCs w:val="false"/>
+          <w:sz w:val="21"/>
+          <w:szCs w:val="21"/>
+        </w:rPr>
+        <w:t xml:space="preserve">2.   Schick Claude drei Dinge: dieses Dokument + deinen Lebenslauf + den Link oder Text der Stellenanzeige.</w:t>
+      </w:r>
+    </w:p>
+    <w:p>
+      <w:pPr>
+        <w:spacing w:after="110" w:line="330"/>
+      </w:pPr>
+      <w:r>
+        <w:rPr>
+          <w:b w:val="false"/>
+          <w:bCs w:val="false"/>
+          <w:sz w:val="21"/>
+          <w:szCs w:val="21"/>
+        </w:rPr>
+        <w:t xml:space="preserve">3.   Kopiere diesen Satz dazu und schick ab:</w:t>
+      </w:r>
+    </w:p>
+    <w:p>
+      <w:pPr>
+        <w:pBdr>
+          <w:top w:val="single" w:color="A8842E" w:sz="6" w:space="8"/>
+          <w:bottom w:val="single" w:color="A8842E" w:sz="6" w:space="8"/>
+          <w:left w:val="single" w:color="A8842E" w:sz="6" w:space="8"/>
+          <w:right w:val="single" w:color="A8842E" w:sz="6" w:space="8"/>
+        </w:pBdr>
+        <w:shd w:fill="F6F1E3" w:val="clear"/>
+        <w:spacing w:after="160" w:before="100" w:line="320"/>
+        <w:ind w:left="200" w:right="200"/>
+      </w:pPr>
+      <w:r>
+        <w:rPr>
+          <w:i/>
+          <w:iCs/>
+          <w:sz w:val="20"/>
+          <w:szCs w:val="20"/>
+        </w:rPr>
+        <w:t xml:space="preserve">Schreib mir ein Anschreiben im Stil des Beispiels in diesem Dokument für die angehängte Stellenanzeige, passend zu meinem Lebenslauf: starker erster Satz zu genau dieser Stelle, zwei konkrete Belege aus meiner Erfahrung mit einer echten Zahl, ein kurzer Absatz zu meiner Remote-Arbeitsweise, persönliche Anrede und selbstbewusster Abschluss mit Verfügbarkeit. Maximal eine halbe Seite, auf Deutsch, kein Floskel-Deutsch. Gib es mir als sauber formatiertes Word-Dokument zum Download.</w:t>
+      </w:r>
+    </w:p>
+    <w:p>
+      <w:pPr>
+        <w:spacing w:after="110" w:line="330"/>
+      </w:pPr>
+      <w:r>
+        <w:rPr>
+          <w:b w:val="false"/>
+          <w:bCs w:val="false"/>
+          <w:sz w:val="21"/>
+          <w:szCs w:val="21"/>
+        </w:rPr>
+        <w:t xml:space="preserve">4.   Für jede weitere Stelle: neue Anzeige schicken, gleicher Satz – jedes Anschreiben individuell in einer Minute.</w:t>
+      </w:r>
+    </w:p>
+    <w:p>
+      <w:pPr>
+        <w:spacing w:after="140" w:line="320"/>
+      </w:pPr>
+      <w:r>
+        <w:rPr>
+          <w:i/>
+          <w:iCs/>
           <w:color w:val="6F6B60"/>
           <w:sz w:val="19"/>
           <w:szCs w:val="19"/>
         </w:rPr>
-        <w:t xml:space="preserve">[Dein Name] · [E-Mail] · [Telefon]</w:t>
-      </w:r>
-    </w:p>
-    <w:p>
-      <w:pPr>
-        <w:spacing w:after="240" w:line="330"/>
-      </w:pPr>
-      <w:r>
-        <w:rPr>
-          <w:b/>
-          <w:bCs/>
-          <w:sz w:val="25"/>
-          <w:szCs w:val="25"/>
-        </w:rPr>
-        <w:t xml:space="preserve">Bewerbung als [exakter Stellentitel] – [Firma]</w:t>
-      </w:r>
-    </w:p>
-    <w:p>
-      <w:pPr>
-        <w:spacing w:after="180" w:line="330"/>
-      </w:pPr>
-      <w:r>
-        <w:t xml:space="preserve">Hallo [Ansprechperson / liebes Team von [Firma]],</w:t>
-      </w:r>
-    </w:p>
-    <w:p>
-      <w:pPr>
-        <w:spacing w:after="180" w:line="330"/>
-      </w:pPr>
-      <w:r>
-        <w:t xml:space="preserve">[1 Hook-Satz, warum genau diese Stelle zu dir passt.]</w:t>
-      </w:r>
-    </w:p>
-    <w:p>
-      <w:pPr>
-        <w:spacing w:after="180" w:line="330"/>
-      </w:pPr>
-      <w:r>
-        <w:t xml:space="preserve">[Absatz 1 – zwei konkrete Belege aus deiner Erfahrung, mit Zahlen.]</w:t>
-      </w:r>
-    </w:p>
-    <w:p>
-      <w:pPr>
-        <w:spacing w:after="180" w:line="330"/>
-      </w:pPr>
-      <w:r>
-        <w:t xml:space="preserve">[Absatz 2 – deine Remote-Arbeitsweise: Selbstorganisation, Technik, Erreichbarkeit.]</w:t>
-      </w:r>
-    </w:p>
-    <w:p>
-      <w:pPr>
-        <w:spacing w:after="240" w:line="330"/>
-      </w:pPr>
-      <w:r>
-        <w:t xml:space="preserve">In 90 Sekunden persönlich: [Loom-Link zu deinem Vorstellungsvideo]. Ich freue mich auf ein Gespräch – kurzfristig verfügbar.</w:t>
-      </w:r>
-    </w:p>
-    <w:p>
-      <w:pPr>
-        <w:spacing w:after="60" w:line="330"/>
-      </w:pPr>
-      <w:r>
-        <w:t xml:space="preserve">Viele Grüße</w:t>
-      </w:r>
-    </w:p>
-    <w:p>
-      <w:pPr>
-        <w:spacing w:after="160" w:line="330"/>
-      </w:pPr>
-      <w:r>
-        <w:t xml:space="preserve">[Vorname Nachname]</w:t>
+        <w:t xml:space="preserve">Video-Tipp: Häng dein Vorstellungsvideo NIE als Datei an die E-Mail (zu groß, lädt ewig). Lade es kostenlos auf loom.com hoch und füge nur den Link ein.</w:t>
       </w:r>
     </w:p>
     <w:sectPr>
@@ -412,6 +727,12 @@
   </w:abstractNum>
   <w:num w:numId="1">
     <w:abstractNumId w:val="1"/>
+    <w:lvlOverride w:ilvl="0">
+      <w:startOverride w:val="1"/>
+    </w:lvlOverride>
+  </w:num>
+  <w:num w:numId="2">
+    <w:abstractNumId w:val="2"/>
     <w:lvlOverride w:ilvl="0">
       <w:startOverride w:val="1"/>
     </w:lvlOverride>
